--- a/L3 2026 Agentic Platform Instructor Materials/instructor-guides/01 Agent architecture and the ReAct runtime.docx
+++ b/L3 2026 Agentic Platform Instructor Materials/instructor-guides/01 Agent architecture and the ReAct runtime.docx
@@ -1008,7 +1008,7 @@
     </w:p>
     <w:p>
       <w:r>
-        <w:t>Refresh 2025 LLM/prompting/RAG basics and HTTP, JSON, async programming and tests. Set up your repository, mock data, five acceptance scenarios and a workflow baseline. Mentor prepares a staged reference repository with runnable checkpoints and checks for each demo. Read the architecture, ReAct and chosen model API tool-calling references.</w:t>
+        <w:t>Refresh 2025 LLM/prompting/RAG basics and HTTP, JSON, async programming and tests. Prepare a demonstration project from the course kit's starter exactly as a learner would, with a GitLab repository in the course group, and rehearse all thirteen prompts on it. Keep the reference checkpoints at hand as the answer key for the excerpts. Read the architecture, ReAct and chosen model API tool-calling references.</w:t>
       </w:r>
     </w:p>
     <w:p>
@@ -1018,7 +1018,7 @@
     </w:p>
     <w:p>
       <w:r>
-        <w:t xml:space="preserve">Give your coding agent access to the supplied incident-platform.zip or the reference repository in the </w:t>
+        <w:t xml:space="preserve">Learners need two things: their own project repository in the course GitLab group, and the public </w:t>
       </w:r>
       <w:hyperlink r:id="rId10">
         <w:r>
@@ -1026,11 +1026,11 @@
             <w:color w:val="1155CC"/>
             <w:u w:val="single"/>
           </w:rPr>
-          <w:t>course materials folder</w:t>
+          <w:t>course kit</w:t>
         </w:r>
       </w:hyperlink>
       <w:r>
-        <w:t>. Ask it to preserve the embedded checkpoint history and identify the learner project separately from the reference.</w:t>
+        <w:t>, which holds the starter project and, for each lesson, the given files and the check pack. The kit contains no solutions; the reference checkpoints stay with the instructor as the answer key.</w:t>
       </w:r>
     </w:p>
     <w:p>
@@ -1050,12 +1050,12 @@
         <w:t xml:space="preserve">PROMPT </w:t>
       </w:r>
       <w:r>
-        <w:t>Prepare my Python learner project for Lesson 01, starting from lesson-00. Locate the supplied reference repository and my existing work; ask for their locations if needed. Preserve my changes and handle repository setup, dependency installation and environment configuration yourself. Use the pinned Python 3.12 environment and offline mock provider. Establish the starting checkpoint without adding this lesson yet. Run the baseline checks and report the workspace, checkpoint, results and any missing prerequisites. Do not ask me to run terminal commands.</w:t>
+        <w:t>Set up my project for the Building Agentic Platforms course, starting at lesson-00. Clone the public course kit from https://github.com/maxvpavlov/agentic-platforms-kit into ~/agentic-course/kit and treat that folder as read-only. Create my own project in ~/agentic-course/my-platform by copying the kit's starter folder, and make it a fresh Git repository with one initial commit. Install the pinned dependencies with uv for Python 3.12, run the tests with python -m pytest, and confirm that incident/__init__.py says LESSON = 0. Install the GitLab CLI, glab, if it is missing, and sign me in to GitLab; when a browser sign-in is needed, tell me what to do, and never ask me to paste a token into the chat. Ask me for the name of the GitLab group I was invited to, create a private repository for my project in that group, and push my project to it. Report both folder paths, the files in my project, the test result, the GitLab repository address and anything missing, such as uv, Python 3.12, glab or access to the group. Do not ask me to run terminal commands.</w:t>
       </w:r>
     </w:p>
     <w:p>
       <w:r>
-        <w:t>Next, orient the coding agent to the reference while preserving your work.</w:t>
+        <w:t>Next, have the coding agent read this lesson's check pack and add it to the project before any code is written.</w:t>
       </w:r>
     </w:p>
     <w:p>
@@ -1070,7 +1070,7 @@
         <w:t xml:space="preserve">PROMPT </w:t>
       </w:r>
       <w:r>
-        <w:t>Compare my current project with lesson-00 and prepare a read-only view of lesson-01 for this lesson. Preserve my work while arranging any isolation needed. Identify differences, relevant files and the expected capability. Explain the implementation sequence before we begin; do not replace my project with the finished reference or add later lessons.</w:t>
+        <w:t>Read lessons/01 in the course kit: its README, the given files and the check pack. Copy the given files and the check pack into my project exactly as the README says, without changing them, and commit that. Then list the interfaces my code must provide, which checks now fail and why, and the capability they verify. Explain the implementation sequence before we begin. Do not write the implementation yet, and do not look for or use a finished solution.</w:t>
       </w:r>
     </w:p>
     <w:p>
@@ -1081,7 +1081,12 @@
         <w:t xml:space="preserve">Instructor readiness </w:t>
       </w:r>
       <w:r>
-        <w:t>Have your coding agent rehearse the completed reference and prepare the current tests, fixtures and lab runner before class. Tests may fail until the capability is implemented. During class, use one bounded prompt at a time; learners inspect the change, explain the control decision and review the check evidence.</w:t>
+        <w:t>Rehearse the session with a learner project built from the course kit, so you see what learners see: the check pack fails until each capability is built. The reference checkpoint remains your answer key for the excerpts below. In class, use one bounded prompt at a time; learners inspect the change, explain the control decision and review the check evidence.</w:t>
+      </w:r>
+    </w:p>
+    <w:p>
+      <w:r>
+        <w:t>Session 01 is a demonstration. Learners need nothing before class and do not build during it: after class they repeat every prompt in their own project, starting with the setup prompt that creates their repository in the course GitLab group. Show each prompt exactly as they will use it, and point out where the check pack, the given files and the push happen.</w:t>
       </w:r>
     </w:p>
     <w:p>
@@ -1229,7 +1234,7 @@
               <w:rPr>
                 <w:sz w:val="20"/>
               </w:rPr>
-              <w:t>00 to 10</w:t>
+              <w:t>00 to 17</w:t>
             </w:r>
           </w:p>
         </w:tc>
@@ -1252,7 +1257,7 @@
               <w:rPr>
                 <w:sz w:val="20"/>
               </w:rPr>
-              <w:t>Reconnect to the incident and prior checkpoint</w:t>
+              <w:t>Course opening: why agent teams, when to split work, why a platform, its parts, and the incident premise</w:t>
             </w:r>
           </w:p>
         </w:tc>
@@ -1300,7 +1305,7 @@
               <w:rPr>
                 <w:sz w:val="20"/>
               </w:rPr>
-              <w:t>10 to 30</w:t>
+              <w:t>17 to 30</w:t>
             </w:r>
           </w:p>
         </w:tc>
@@ -1323,7 +1328,7 @@
               <w:rPr>
                 <w:sz w:val="20"/>
               </w:rPr>
-              <w:t>Concept script and architecture questions</w:t>
+              <w:t>Concept script: the ReAct loop, one real run, who owns identity and limits</w:t>
             </w:r>
           </w:p>
         </w:tc>
@@ -1371,7 +1376,7 @@
               <w:rPr>
                 <w:sz w:val="20"/>
               </w:rPr>
-              <w:t>30 to 50</w:t>
+              <w:t>30 to 75</w:t>
             </w:r>
           </w:p>
         </w:tc>
@@ -1387,11 +1392,14 @@
             </w:tcMar>
           </w:tcPr>
           <w:p>
+            <w:pPr>
+              <w:spacing w:after="40" w:line="240" w:lineRule="auto"/>
+            </w:pPr>
             <w:r>
               <w:rPr>
                 <w:sz w:val="20"/>
               </w:rPr>
-              <w:t>Prompts and code review for steps 1 and 2</w:t>
+              <w:t>Instructor demonstration of the setup prompt, the check pack and build steps 1 to 4 on a fresh project</w:t>
             </w:r>
           </w:p>
         </w:tc>
@@ -1407,11 +1415,14 @@
             </w:tcMar>
           </w:tcPr>
           <w:p>
+            <w:pPr>
+              <w:spacing w:after="40" w:line="240" w:lineRule="auto"/>
+            </w:pPr>
             <w:r>
               <w:rPr>
                 <w:sz w:val="20"/>
               </w:rPr>
-              <w:t>Agent build</w:t>
+              <w:t>Instructor demo</w:t>
             </w:r>
           </w:p>
         </w:tc>
@@ -1436,7 +1447,7 @@
               <w:rPr>
                 <w:sz w:val="20"/>
               </w:rPr>
-              <w:t>50 to 75</w:t>
+              <w:t>75 to 95</w:t>
             </w:r>
           </w:p>
         </w:tc>
@@ -1452,11 +1463,14 @@
             </w:tcMar>
           </w:tcPr>
           <w:p>
+            <w:pPr>
+              <w:spacing w:after="40" w:line="240" w:lineRule="auto"/>
+            </w:pPr>
             <w:r>
               <w:rPr>
                 <w:sz w:val="20"/>
               </w:rPr>
-              <w:t>Prompts and code review for steps 3 and 4</w:t>
+              <w:t>Break it on purpose: learners predict each guard's failure, the instructor runs it</w:t>
             </w:r>
           </w:p>
         </w:tc>
@@ -1472,11 +1486,14 @@
             </w:tcMar>
           </w:tcPr>
           <w:p>
+            <w:pPr>
+              <w:spacing w:after="40" w:line="240" w:lineRule="auto"/>
+            </w:pPr>
             <w:r>
               <w:rPr>
                 <w:sz w:val="20"/>
               </w:rPr>
-              <w:t>Agent build</w:t>
+              <w:t>Discussion</w:t>
             </w:r>
           </w:p>
         </w:tc>
@@ -1501,7 +1518,7 @@
               <w:rPr>
                 <w:sz w:val="20"/>
               </w:rPr>
-              <w:t>75 to 100</w:t>
+              <w:t>95 to 110</w:t>
             </w:r>
           </w:p>
         </w:tc>
@@ -1524,7 +1541,7 @@
               <w:rPr>
                 <w:sz w:val="20"/>
               </w:rPr>
-              <w:t>Learner exercise and fault injection</w:t>
+              <w:t>Verification evidence, the review prompt and pushing the checkpoint to GitLab</w:t>
             </w:r>
           </w:p>
         </w:tc>
@@ -1547,7 +1564,7 @@
               <w:rPr>
                 <w:sz w:val="20"/>
               </w:rPr>
-              <w:t>Practice</w:t>
+              <w:t>Instructor demo</w:t>
             </w:r>
           </w:p>
         </w:tc>
@@ -1572,7 +1589,7 @@
               <w:rPr>
                 <w:sz w:val="20"/>
               </w:rPr>
-              <w:t>100 to 115</w:t>
+              <w:t>110 to 120</w:t>
             </w:r>
           </w:p>
         </w:tc>
@@ -1595,78 +1612,7 @@
               <w:rPr>
                 <w:sz w:val="20"/>
               </w:rPr>
-              <w:t>Acceptance checks and result interpretation</w:t>
-            </w:r>
-          </w:p>
-        </w:tc>
-        <w:tc>
-          <w:tcPr>
-            <w:tcW w:type="dxa" w:w="1944"/>
-            <w:vAlign w:val="center"/>
-            <w:tcMar>
-              <w:top w:w="70" w:type="dxa"/>
-              <w:bottom w:w="70" w:type="dxa"/>
-              <w:left w:w="70" w:type="dxa"/>
-              <w:right w:w="70" w:type="dxa"/>
-            </w:tcMar>
-          </w:tcPr>
-          <w:p>
-            <w:pPr>
-              <w:spacing w:after="40" w:line="240" w:lineRule="auto"/>
-            </w:pPr>
-            <w:r>
-              <w:rPr>
-                <w:sz w:val="20"/>
-              </w:rPr>
-              <w:t>Verification</w:t>
-            </w:r>
-          </w:p>
-        </w:tc>
-      </w:tr>
-      <w:tr>
-        <w:tc>
-          <w:tcPr>
-            <w:tcW w:type="dxa" w:w="1440"/>
-            <w:vAlign w:val="center"/>
-            <w:tcMar>
-              <w:top w:w="70" w:type="dxa"/>
-              <w:bottom w:w="70" w:type="dxa"/>
-              <w:left w:w="70" w:type="dxa"/>
-              <w:right w:w="70" w:type="dxa"/>
-            </w:tcMar>
-          </w:tcPr>
-          <w:p>
-            <w:pPr>
-              <w:spacing w:after="40" w:line="240" w:lineRule="auto"/>
-            </w:pPr>
-            <w:r>
-              <w:rPr>
-                <w:sz w:val="20"/>
-              </w:rPr>
-              <w:t>115 to 120</w:t>
-            </w:r>
-          </w:p>
-        </w:tc>
-        <w:tc>
-          <w:tcPr>
-            <w:tcW w:type="dxa" w:w="6696"/>
-            <w:vAlign w:val="center"/>
-            <w:tcMar>
-              <w:top w:w="70" w:type="dxa"/>
-              <w:bottom w:w="70" w:type="dxa"/>
-              <w:left w:w="70" w:type="dxa"/>
-              <w:right w:w="70" w:type="dxa"/>
-            </w:tcMar>
-          </w:tcPr>
-          <w:p>
-            <w:pPr>
-              <w:spacing w:after="40" w:line="240" w:lineRule="auto"/>
-            </w:pPr>
-            <w:r>
-              <w:rPr>
-                <w:sz w:val="20"/>
-              </w:rPr>
-              <w:t>Questions and checkpoint handoff</w:t>
+              <w:t>Questions and the after-class assignment: repeat every prompt in your own project</w:t>
             </w:r>
           </w:p>
         </w:tc>
@@ -1811,7 +1757,7 @@
         <w:t xml:space="preserve">PROMPT </w:t>
       </w:r>
       <w:r>
-        <w:t>For Lesson 01, continue in my learner project. Create the Context, Limits, Reply and Run contracts in incident/core.py. Separate application-owned tenant identity, permissions and run identifiers from model messages and results. Make run state serializable and give the runtime explicit step, token and time limits. Keep this step focused on the contracts; do not implement later platform features. Show the fields, their owners and one example of a value the model must not control. Use lesson-01 read-only to check compatibility. Preserve earlier behaviour, run relevant checks and show the change and observed evidence. Stop at this step.</w:t>
+        <w:t>For Lesson 01, continue in my learner project. Create the Context, Limits, Reply and Run contracts in incident/core.py. Separate application-owned tenant identity, permissions and run identifiers from model messages and results. Make run state serializable and give the runtime explicit step, token and time limits. Keep this step focused on the contracts; do not implement later platform features. Show the fields, their owners and one example of a value the model must not control. Build to the interfaces the Lesson 01 check pack uses, and do not edit the check pack or the given files. Preserve earlier behaviour, run relevant checks and show the change and observed evidence. Stop at this step.</w:t>
       </w:r>
     </w:p>
     <w:p>
@@ -1892,7 +1838,7 @@
         <w:t xml:space="preserve">PAUSE </w:t>
       </w:r>
       <w:r>
-        <w:t>Have learners identify the boundary in their agent’s change and explain the expected failure behaviour. Compare it with the reference snapshot before accepting the change.</w:t>
+        <w:t>Have learners identify the boundary in their agent’s change and explain the expected failure behaviour. Compare it with the reference excerpt before accepting the change.</w:t>
       </w:r>
     </w:p>
     <w:p>
@@ -1937,7 +1883,7 @@
         <w:t xml:space="preserve">PROMPT </w:t>
       </w:r>
       <w:r>
-        <w:t>For Lesson 01, continue in my learner project. Implement the provider interface in incident/providers.py using the current core contracts. Add the deterministic offline provider and configurable OpenAI-compatible and Anthropic adapters. Normalize messages, tool calls, errors and usage into Reply. Use mock HTTP responses to check both adapter request shapes without paid calls. Explain how provider selection and secrets are configured without exposing credentials. Use lesson-01 read-only to check compatibility. Preserve earlier behaviour, run relevant checks and show the change and observed evidence. Stop at this step.</w:t>
+        <w:t>For Lesson 01, continue in my learner project. Implement the provider interface in incident/providers.py using the current core contracts. Add the given MockProvider from the course kit unchanged, and implement configurable OpenAI-compatible and Anthropic adapters. Normalize messages, tool calls, errors and usage into Reply. Use mock HTTP responses to check both adapter request shapes without paid calls. Explain how provider selection and secrets are configured without exposing credentials. Build to the interfaces the Lesson 01 check pack uses, and do not edit the check pack or the given files. Preserve earlier behaviour, run relevant checks and show the change and observed evidence. Stop at this step.</w:t>
       </w:r>
     </w:p>
     <w:p>
@@ -2026,7 +1972,7 @@
         <w:t xml:space="preserve">PAUSE </w:t>
       </w:r>
       <w:r>
-        <w:t>Have learners identify the boundary in their agent’s change and explain the expected failure behaviour. Compare it with the reference snapshot before accepting the change.</w:t>
+        <w:t>Have learners identify the boundary in their agent’s change and explain the expected failure behaviour. Compare it with the reference excerpt before accepting the change.</w:t>
       </w:r>
     </w:p>
     <w:p>
@@ -2071,7 +2017,7 @@
         <w:t xml:space="preserve">PROMPT </w:t>
       </w:r>
       <w:r>
-        <w:t>For Lesson 01, continue in my learner project. Implement run_agent in incident/core.py and connect the synthetic readers in incident/fixtures.py. Preserve assistant tool-call IDs when appending observations, track pending calls before dispatch, and finish with a structured answer and observed evidence IDs. Use the existing provider interface. Show the complete model-to-tool-to-observation path for INC-001 and explain how the same loop can later support checkpointing. Use lesson-01 read-only to check compatibility. Preserve earlier behaviour, run relevant checks and show the change and observed evidence. Stop at this step.</w:t>
+        <w:t>For Lesson 01, continue in my learner project. Implement run_agent in incident/core.py and connect the synthetic readers in the given incident/fixtures.py. Preserve assistant tool-call IDs when appending observations, track pending calls before dispatch, and finish with a structured answer and observed evidence IDs. Use the existing provider interface. Show the complete model-to-tool-to-observation path for INC-001 and explain how the same loop can later support checkpointing. Build to the interfaces the Lesson 01 check pack uses, and do not edit the check pack or the given files. Preserve earlier behaviour, run relevant checks and show the change and observed evidence. Stop at this step.</w:t>
       </w:r>
     </w:p>
     <w:p>
@@ -2178,7 +2124,7 @@
         <w:t xml:space="preserve">PAUSE </w:t>
       </w:r>
       <w:r>
-        <w:t>Have learners identify the boundary in their agent’s change and explain the expected failure behaviour. Compare it with the reference snapshot before accepting the change.</w:t>
+        <w:t>Have learners identify the boundary in their agent’s change and explain the expected failure behaviour. Compare it with the reference excerpt before accepting the change.</w:t>
       </w:r>
     </w:p>
     <w:p>
@@ -2223,7 +2169,7 @@
         <w:t xml:space="preserve">PROMPT </w:t>
       </w:r>
       <w:r>
-        <w:t>For Lesson 01, continue in my learner project. Review and enforce the runtime's step, token, elapsed-time and repeated-action guards. Complete the Session 01 lab runner and tests. Demonstrate the normal cited answer and deliberately trigger each limit using offline fixtures. Explain the approximate pre-dispatch token estimate and distinguish reported usage from configured cost. Show which guard caused each failure and why the run stopped. Use lesson-01 read-only to check compatibility. Preserve earlier behaviour, run relevant checks and show the change and observed evidence. Stop at this step.</w:t>
+        <w:t>For Lesson 01, continue in my learner project. Review and enforce the runtime's step, token, elapsed-time and repeated-action guards. Make the Session 01 check pack pass. Demonstrate the normal cited answer and deliberately trigger each limit using offline fixtures. Explain the approximate pre-dispatch token estimate and distinguish reported usage from configured cost. Show which guard caused each failure and why the run stopped. Build to the interfaces the Lesson 01 check pack uses, and do not edit the check pack or the given files. Preserve earlier behaviour, run relevant checks and show the change and observed evidence. Stop at this step.</w:t>
       </w:r>
     </w:p>
     <w:p>
@@ -2328,7 +2274,7 @@
         <w:t xml:space="preserve">PAUSE </w:t>
       </w:r>
       <w:r>
-        <w:t>Have learners identify the boundary in their agent’s change and explain the expected failure behaviour. Compare it with the reference snapshot before accepting the change.</w:t>
+        <w:t>Have learners identify the boundary in their agent’s change and explain the expected failure behaviour. Compare it with the reference excerpt before accepting the change.</w:t>
       </w:r>
     </w:p>
     <w:p>
@@ -2376,7 +2322,7 @@
         <w:t xml:space="preserve">PROMPT </w:t>
       </w:r>
       <w:r>
-        <w:t>Verify my Lesson 01 implementation against its completion criteria. Update the checkpoint indicator in incident/__init__.py to 1 only when the required capability is present. Run tests/test_lesson01.py, the Session 01 demonstration and the existing regression suite using the offline provider. Keep the expected outcomes unchanged. Report checks actually executed, failures, relevant output and any untested integration. Explain the result and save a recoverable checkpoint of my work. Do not equate an unrun or skipped check with a pass.</w:t>
+        <w:t>Verify my Lesson 01 implementation against its completion criteria. Update the checkpoint indicator in incident/__init__.py to 1 only when the required capability is present. Run the Lesson 01 check pack, which includes tests/test_lesson01.py and the Session 01 demonstration, and the full regression suite, all unchanged and using the offline provider. Keep the expected outcomes unchanged. Report checks actually executed, failures, relevant output and any untested integration. Explain the result, then commit my work and push it to my GitLab repository. Do not equate an unrun or skipped check with a pass.</w:t>
       </w:r>
     </w:p>
     <w:p>
@@ -2478,7 +2424,7 @@
     </w:p>
     <w:p>
       <w:r>
-        <w:t>The independently unpacked lesson-01 checkpoint passed its full test suite and this lesson demo. Recorded test result: 7 passed in 0.25s. Have your coding agent save a recoverable learner checkpoint and retain the comparison with lesson-01 (7133fdc).</w:t>
+        <w:t>The independently unpacked lesson-01 checkpoint passed its full test suite and this lesson demo, and so does the Lesson 01 check pack from the course kit. Recorded test result: 7 passed in 0.25s. Learners commit and push their checkpoint to their GitLab repository; lesson-01 (7133fdc) remains the instructor's answer key.</w:t>
       </w:r>
     </w:p>
     <w:p>
@@ -2491,7 +2437,7 @@
     </w:p>
     <w:p>
       <w:r>
-        <w:t>Use this inventory to scope the coding agent’s work. It includes core files, lab scaffolding, acceptance tests and checkpoint metadata. Ask the agent to explain any additional file changes it needs.</w:t>
+        <w:t>In the reference, this checkpoint changed the files below. Learners write the implementation files themselves; the lab, the tests and any given files arrive in the Lesson 01 check pack. Ask the agent to explain any additional file changes it needs.</w:t>
       </w:r>
     </w:p>
     <w:p>
@@ -2554,7 +2500,7 @@
         <w:t xml:space="preserve">PROMPT </w:t>
       </w:r>
       <w:r>
-        <w:t>Compare my completed Lesson 01 work with reference lesson-01. Show the changed files, interfaces and important behavioural differences. Explain how each completion criterion is met with code or test evidence. Preserve deliberate learner improvements and earlier capabilities; do not overwrite my work merely to obtain a textually identical copy.</w:t>
+        <w:t>Review my completed Lesson 01 work against the Lesson 01 check pack and completion criteria. Show the files I changed and the interfaces I provide, and explain how each completion criterion is met with code or test evidence. Point out where my design makes a different choice from the one the lesson presents, and what that choice costs or gains. Preserve deliberate improvements and earlier capabilities.</w:t>
       </w:r>
     </w:p>
     <w:p>
@@ -2628,7 +2574,7 @@
         <w:t xml:space="preserve">PROMPT </w:t>
       </w:r>
       <w:r>
-        <w:t>I am working on Lesson 01. The symptom is: The lesson command says the checkpoint is too early. Diagnostic focus: incident/__init__.py still identifies the starting checkpoint. Recovery guidance: After completing the lesson changes, set LESSON to 1 or use the completed reference snapshot. Reproduce the issue, make the smallest necessary correction and rerun affected checks. Report the cause, changed files and observed outcome. Preserve security controls and acceptance criteria.</w:t>
+        <w:t>I am working on Lesson 01. The symptom is: The lesson command says the checkpoint is too early. Diagnostic focus: incident/__init__.py still identifies the starting checkpoint. Recovery guidance: After completing the lesson changes, set LESSON to 1. If you are a lesson behind, ask your instructor for a catch-up checkpoint. Reproduce the issue, make the smallest necessary correction and rerun affected checks. Report the cause, changed files and observed outcome. Preserve security controls and acceptance criteria.</w:t>
       </w:r>
     </w:p>
     <w:p>
@@ -2730,7 +2676,7 @@
         <w:t xml:space="preserve">SAY </w:t>
       </w:r>
       <w:r>
-        <w:t>You now own the loop that every later agent will use: the centre box of the platform you drew today. Have your coding agent save this checkpoint and be ready to explain how one action moves from model proposal to tool observation. Keep your blueprint; we will add a component to it in most sessions, and from Session 08 the console will render these same run events. In the next session we make that tool boundary reliable and connect the same capabilities through MCP.</w:t>
+        <w:t>You now own the loop that every later agent will use: the centre box of the platform you drew today. After class, repeat today's prompts in your own project, starting with the setup prompt, and push your checkpoint to your GitLab repository. Be ready to explain how one action moves from model proposal to tool observation. Keep your blueprint; we will add a component to it in most sessions, and from Session 08 the console will render these same run events. In the next session we make that tool boundary reliable and connect the same capabilities through MCP.</w:t>
       </w:r>
     </w:p>
     <w:p>

--- a/L3 2026 Agentic Platform Instructor Materials/instructor-guides/01 Agent architecture and the ReAct runtime.docx
+++ b/L3 2026 Agentic Platform Instructor Materials/instructor-guides/01 Agent architecture and the ReAct runtime.docx
@@ -1018,7 +1018,7 @@
     </w:p>
     <w:p>
       <w:r>
-        <w:t xml:space="preserve">Learners need two things: their own project repository in the course GitLab group, and the public </w:t>
+        <w:t xml:space="preserve">Learners need two things: their own project repository in the course GitLab group, and the </w:t>
       </w:r>
       <w:hyperlink r:id="rId10">
         <w:r>
@@ -1026,11 +1026,11 @@
             <w:color w:val="1155CC"/>
             <w:u w:val="single"/>
           </w:rPr>
-          <w:t>course kit</w:t>
+          <w:t>learner kit</w:t>
         </w:r>
       </w:hyperlink>
       <w:r>
-        <w:t>, which holds the starter project and, for each lesson, the given files and the check pack. The kit contains no solutions; the reference checkpoints stay with the instructor as the answer key.</w:t>
+        <w:t xml:space="preserve"> in the public course repository, which holds the starter project and, for each lesson, the given files and the check pack. Learners build their own implementation; the reference checkpoints in the same repository are the instructor's answer key.</w:t>
       </w:r>
     </w:p>
     <w:p>
@@ -1050,7 +1050,7 @@
         <w:t xml:space="preserve">PROMPT </w:t>
       </w:r>
       <w:r>
-        <w:t>Set up my project for the Building Agentic Platforms course, starting at lesson-00. Clone the public course kit from https://github.com/maxvpavlov/agentic-platforms-kit into ~/agentic-course/kit and treat that folder as read-only. Create my own project in ~/agentic-course/my-platform by copying the kit's starter folder, and make it a fresh Git repository with one initial commit. Install the pinned dependencies with uv for Python 3.12, run the tests with python -m pytest, and confirm that incident/__init__.py says LESSON = 0. Install the GitLab CLI, glab, if it is missing, and sign me in to GitLab; when a browser sign-in is needed, tell me what to do, and never ask me to paste a token into the chat. Ask me for the name of the GitLab group I was invited to, create a private repository for my project in that group, and push my project to it. Report both folder paths, the files in my project, the test result, the GitLab repository address and anything missing, such as uv, Python 3.12, glab or access to the group. Do not ask me to run terminal commands.</w:t>
+        <w:t>Set up my project for the Building Agentic Platforms course, starting at lesson-00. Clone the public course repository from https://github.com/maxvpavlov/ciklum-innovate-l3-2026 into ~/agentic-course/course and treat that folder as read-only; its learner-kit folder is the course kit. Create my own project in ~/agentic-course/my-platform by copying learner-kit/starter, and make it a fresh Git repository with one initial commit. Install the pinned dependencies with uv for Python 3.12, run the tests with python -m pytest, and confirm that incident/__init__.py says LESSON = 0. Install the GitLab CLI, glab, if it is missing, and sign me in to GitLab; when a browser sign-in is needed, tell me what to do, and never ask me to paste a token into the chat. Ask me for the name of the GitLab group I was invited to, create a private repository for my project in that group, and push my project to it. Report both folder paths, the files in my project, the test result, the GitLab repository address and anything missing, such as uv, Python 3.12, glab or access to the group. Do not ask me to run terminal commands.</w:t>
       </w:r>
     </w:p>
     <w:p>
@@ -1070,7 +1070,7 @@
         <w:t xml:space="preserve">PROMPT </w:t>
       </w:r>
       <w:r>
-        <w:t>Read lessons/01 in the course kit: its README, the given files and the check pack. Copy the given files and the check pack into my project exactly as the README says, without changing them, and commit that. Then list the interfaces my code must provide, which checks now fail and why, and the capability they verify. Explain the implementation sequence before we begin. Do not write the implementation yet, and do not look for or use a finished solution.</w:t>
+        <w:t>Read learner-kit/lessons/01 in the course repository: its README, the given files and the check pack. Copy the given files and the check pack into my project exactly as the README says, without changing them, and commit that. Then list the interfaces my code must provide, which checks now fail and why, and the capability they verify. Explain the implementation sequence before we begin. Do not write the implementation yet, and do not look for or use a finished solution.</w:t>
       </w:r>
     </w:p>
     <w:p>

--- a/L3 2026 Agentic Platform Instructor Materials/instructor-guides/01 Agent architecture and the ReAct runtime.docx
+++ b/L3 2026 Agentic Platform Instructor Materials/instructor-guides/01 Agent architecture and the ReAct runtime.docx
@@ -1701,7 +1701,7 @@
         <w:t xml:space="preserve">SAY </w:t>
       </w:r>
       <w:r>
-        <w:t>Now zoom into the centre box and draw the model, runtime and tools as three separate boxes. The model proposes an action, the runtime decides whether and how to execute it, and the tool returns an observation. Every later capability, including subagents and remote agents, reuses this loop. A workflow can prescribe the sequence in advance. An agent can choose the next permitted action from observations. Both may be useful for this incident, so keep the simple workflow baseline. Explain that our default provider is a deterministic fixture policy. It produces a known series of requests, so everyone can debug the same behaviour without credentials or network variability. OpenAI-compatible and Anthropic adapters normalize real provider responses into that same internal contract. A passing offline test validates the loop and its boundaries; assessing live-model reasoning will require a separate benchmark. Finish by asking which component owns a timeout. The runtime owns it, because a model instruction cannot enforce elapsed time.</w:t>
+        <w:t>Now zoom into the centre box and draw the model, runtime and tools as three separate boxes. The model proposes an action, the runtime decides whether and how to execute it, and the tool returns an observation. Every later capability, including subagents and remote agents, reuses this loop. A hard-coded sequence can prescribe the steps in advance, and for INC-001 alone it would work. An AI investigation platform is worth building because real incidents do not follow a path written in advance: the next step depends on what the last one revealed, and the investigation should end in an approved fix. An agent chooses the next permitted action from what it has observed, and later sessions add subagents, remote specialists and approved remediation around this loop. Explain that our default provider is a deterministic fixture policy. It produces a known series of requests, so everyone can debug the same behaviour without credentials or network variability. OpenAI-compatible and Anthropic adapters normalize real provider responses into that same internal contract. A passing offline test validates the loop and its boundaries; assessing live-model reasoning will require a separate benchmark. Finish by asking which component owns a timeout. The runtime owns it, because a model instruction cannot enforce elapsed time.</w:t>
       </w:r>
     </w:p>
     <w:p>
@@ -2296,7 +2296,7 @@
         <w:t xml:space="preserve">PROMPT </w:t>
       </w:r>
       <w:r>
-        <w:t>Help me carry out the Lesson 01 learner exercise in my existing project: Change Limits in a small local invocation to allow one step, then a tiny token budget, then a short deadline with a slow MockProvider. Predict and observe step_budget, token_budget and TimeoutError. Restore the normal limits and verify the cited happy-path answer. Keep your workflow baseline for comparison. First state the expected outcomes, then run the experiment in a recoverable state. Show the observed results and explain any discrepancy. Keep the original acceptance criteria and restore temporary experiments when finished.</w:t>
+        <w:t>Help me carry out the Lesson 01 learner exercise in my existing project: Change Limits in a small local invocation to allow one step, then a tiny token budget, then a short deadline with a slow MockProvider. Predict and observe step_budget, token_budget and TimeoutError. Restore the normal limits and verify the cited happy-path answer. First state the expected outcomes, then run the experiment in a recoverable state. Show the observed results and explain any discrepancy. Keep the original acceptance criteria and restore temporary experiments when finished.</w:t>
       </w:r>
     </w:p>
     <w:p>
@@ -2620,7 +2620,7 @@
         <w:pStyle w:val="ListBullet"/>
       </w:pPr>
       <w:r>
-        <w:t>Compare the workflow baseline and agent loop on the same fixtures, including their step counts and error handling.</w:t>
+        <w:t>Write INC-001's investigation as a hard-coded sequence and run it and the agent loop on all three tickets. Note where the sequence gives a wrong or unsupported answer, and compare step counts and stop reasons.</w:t>
       </w:r>
     </w:p>
     <w:p>

--- a/L3 2026 Agentic Platform Instructor Materials/instructor-guides/01 Agent architecture and the ReAct runtime.docx
+++ b/L3 2026 Agentic Platform Instructor Materials/instructor-guides/01 Agent architecture and the ReAct runtime.docx
@@ -1701,7 +1701,7 @@
         <w:t xml:space="preserve">SAY </w:t>
       </w:r>
       <w:r>
-        <w:t>Now zoom into the centre box and draw the model, runtime and tools as three separate boxes. The model proposes an action, the runtime decides whether and how to execute it, and the tool returns an observation. Every later capability, including subagents and remote agents, reuses this loop. A hard-coded sequence can prescribe the steps in advance, and for INC-001 alone it would work. An AI investigation platform is worth building because real incidents do not follow a path written in advance: the next step depends on what the last one revealed, and the investigation should end in an approved fix. An agent chooses the next permitted action from what it has observed, and later sessions add subagents, remote specialists and approved remediation around this loop. Explain that our default provider is a deterministic fixture policy. It produces a known series of requests, so everyone can debug the same behaviour without credentials or network variability. OpenAI-compatible and Anthropic adapters normalize real provider responses into that same internal contract. A passing offline test validates the loop and its boundaries; assessing live-model reasoning will require a separate benchmark. Finish by asking which component owns a timeout. The runtime owns it, because a model instruction cannot enforce elapsed time.</w:t>
+        <w:t>Now zoom into the centre box and draw the model, runtime and tools as three separate boxes. The model proposes an action, the runtime decides whether and how to execute it, and the tool returns an observation. This is the ReAct loop: a thought, an action and an observation, repeated until the agent can answer. Explain what one model turn can contain. Every call returns one assistant message, and the provider reports why it ended. Tool calls mean the runtime runs the permitted ones and returns each observation with the same call ID. Text only is a candidate final answer that the runtime must check against the answer contract. A cut-off or refused turn is not an answer and should stop with a named reason, and text that is not the answer must be handled explicitly, never guessed at. Reasoning, whether visible text before a tool call or a provider's separate thinking, is never an action and never evidence. Be honest that today's runtime handles only tool calls and a valid JSON answer; truncation, refusals and non-final text fail without a named reason until we harden it for real models. Every later capability, including subagents and remote agents, reuses this loop. A hard-coded sequence can prescribe the steps in advance, and for INC-001 alone it would work. An AI investigation platform is worth building because real incidents do not follow a path written in advance: the next step depends on what the last one revealed, and the investigation should end in an approved fix. An agent chooses the next permitted action from what it has observed, and later sessions add subagents, remote specialists and approved remediation around this loop. Explain that our default provider is a deterministic fixture policy. It produces a known series of requests, so everyone can debug the same behaviour without credentials or network variability. OpenAI-compatible and Anthropic adapters normalize real provider responses into that same internal contract. A passing offline test validates the loop and its boundaries; assessing live-model reasoning will require a separate benchmark. Finish by asking which component owns a timeout. The runtime owns it, because a model instruction cannot enforce elapsed time.</w:t>
       </w:r>
     </w:p>
     <w:p>

--- a/L3 2026 Agentic Platform Instructor Materials/instructor-guides/01 Agent architecture and the ReAct runtime.docx
+++ b/L3 2026 Agentic Platform Instructor Materials/instructor-guides/01 Agent architecture and the ReAct runtime.docx
@@ -41,7 +41,7 @@
     </w:p>
     <w:p>
       <w:r>
-        <w:t>This session builds the core of the platform: the bounded agent runtime that every later component wraps rather than replaces. The agent registry (Session 08), MCP tool gateway (Session 09), identity and credentials (Session 10) and operations (Session 11) all sit around this loop. The run's event log, which records each model step, tool observation and failure, is the data that the console's Runs view renders as an event timeline from Session 08; today learners read it as JSON.</w:t>
+        <w:t>This session builds the agent runtime that the platform will host: the bounded ReAct loop that every agent runs on, and that every later component wraps rather than replaces. The runtime is the core of the agent, not of the platform; from Session 08 the platform hosts it, and in this course the platform runs agents in its own process as a teaching compromise. The agent registry (Session 08), MCP tool gateway (Session 09), identity and credentials (Session 10) and operations (Session 11) all sit around this loop. The run's event log, which records each model step, tool observation and failure, is the data that the console's Runs view renders as an event timeline from Session 08; today learners read it as JSON.</w:t>
       </w:r>
     </w:p>
     <w:tbl>

--- a/L3 2026 Agentic Platform Instructor Materials/instructor-guides/01 Agent architecture and the ReAct runtime.docx
+++ b/L3 2026 Agentic Platform Instructor Materials/instructor-guides/01 Agent architecture and the ReAct runtime.docx
@@ -1050,7 +1050,7 @@
         <w:t xml:space="preserve">PROMPT </w:t>
       </w:r>
       <w:r>
-        <w:t>Set up my project for the Building Agentic Platforms course, starting at lesson-00. Clone the public course repository from https://github.com/maxvpavlov/ciklum-innovate-l3-2026 into ~/agentic-course/course and treat that folder as read-only; its learner-kit folder is the course kit. Create my own project in ~/agentic-course/my-platform by copying learner-kit/starter, and make it a fresh Git repository with one initial commit. Install the pinned dependencies with uv for Python 3.12, run the tests with python -m pytest, and confirm that incident/__init__.py says LESSON = 0. Install the GitLab CLI, glab, if it is missing, and sign me in to GitLab; when a browser sign-in is needed, tell me what to do, and never ask me to paste a token into the chat. Ask me for the name of the GitLab group I was invited to, create a private repository for my project in that group, and push my project to it. Report both folder paths, the files in my project, the test result, the GitLab repository address and anything missing, such as uv, Python 3.12, glab or access to the group. Do not ask me to run terminal commands.</w:t>
+        <w:t>Set up my project for the Building Agentic Platforms course, starting at lesson-00. Clone the public course repository from https://github.com/maxvpavlov/ciklum-innovate-l3-2026 into ~/agentic-course/course and treat that folder as read-only; its learner-kit folder is the course kit. Create my own project in ~/agentic-course/my-platform by copying learner-kit/starter, and make it a fresh Git repository on branch main with one initial commit; if Git has no user name or email, set them for this repository only and tell me. Install the pinned dependencies with uv for Python 3.12, run the tests with python -m pytest, and confirm that incident/__init__.py says LESSON = 0. Install the GitLab CLI, glab, if it is missing, and sign me in to GitLab; when a browser sign-in is needed, tell me what to do, and never ask me to paste a token into the chat. Ask me for the name of the GitLab group I was invited to, create a private repository for my project in that group, and push my project to it. Report both folder paths, the files in my project, the test result, the GitLab repository address and anything missing, such as uv, Python 3.12, glab or access to the group. Do not ask me to run terminal commands.</w:t>
       </w:r>
     </w:p>
     <w:p>
@@ -1070,7 +1070,7 @@
         <w:t xml:space="preserve">PROMPT </w:t>
       </w:r>
       <w:r>
-        <w:t>Read learner-kit/lessons/01 in the course repository: its README, the given files and the check pack. Copy the given files and the check pack into my project exactly as the README says, without changing them, and commit that. Then list the interfaces my code must provide, which checks now fail and why, and the capability they verify. Explain the implementation sequence before we begin. Do not write the implementation yet, and do not look for or use a finished solution.</w:t>
+        <w:t>Read learner-kit/lessons/01 in the course repository: its README, the given files and the check pack. Copy the whole given files and the check pack into my project exactly as the README says, without changing them, and commit that; a given definition that must be pasted into a module is added in the build step that creates or changes that module. Then run the tests and report what fails and why: at first this lesson's test file may fail to import, because the modules it needs do not exist yet. List the interfaces my code must provide, with the exact names, signatures, fields and error codes the tests use, and the capability they verify. Explain the implementation sequence before we begin. Do not write the implementation yet, and do not look for or use a finished solution.</w:t>
       </w:r>
     </w:p>
     <w:p>
@@ -1757,7 +1757,7 @@
         <w:t xml:space="preserve">PROMPT </w:t>
       </w:r>
       <w:r>
-        <w:t>For Lesson 01, continue in my learner project. Create the Context, Limits, Reply and Run contracts in incident/core.py. Separate application-owned tenant identity, permissions and run identifiers from model messages and results. Make run state serializable and give the runtime explicit step, token and time limits. Keep this step focused on the contracts; do not implement later platform features. Show the fields, their owners and one example of a value the model must not control. Build to the interfaces the Lesson 01 check pack uses, and do not edit the check pack or the given files. Preserve earlier behaviour, run relevant checks and show the change and observed evidence. Stop at this step.</w:t>
+        <w:t>For Lesson 01, continue in my learner project. Create the Context, Limits, Reply and Run contracts in incident/core.py. Separate application-owned tenant identity, permissions and run identifiers from model messages and results. Make run state serializable and give the runtime explicit step, token and time limits. The check pack needs these exact shapes: Limits takes the keywords steps, tokens and seconds, plus max_output_tokens, with defaults large enough for a three-step investigation (for example 8 steps, 8000 tokens, 20 seconds, 500 output tokens); a default Context whose tenant is astro, because the checks call the runtime without one; Reply(message, tokens=0, cost_usd=0); and a Run that exposes messages, status (running, completed or failed), steps (model calls), tokens, pending, answer and error. Keep this step focused on the contracts; do not implement later platform features. No lesson test can run until run_agent exists, so check the contracts with a short script. Show the fields, their owners and one example of a value the model must not control. Build to the interfaces the Lesson 01 check pack uses, and do not edit the check pack or the given files. Preserve earlier behaviour, run relevant checks and show the change and observed evidence. Stop at this step.</w:t>
       </w:r>
     </w:p>
     <w:p>
@@ -1883,7 +1883,7 @@
         <w:t xml:space="preserve">PROMPT </w:t>
       </w:r>
       <w:r>
-        <w:t>For Lesson 01, continue in my learner project. Implement the provider interface in incident/providers.py using the current core contracts. Add the given MockProvider from the course kit unchanged, and implement configurable OpenAI-compatible and Anthropic adapters. Normalize messages, tool calls, errors and usage into Reply. Use mock HTTP responses to check both adapter request shapes without paid calls. Explain how provider selection and secrets are configured without exposing credentials. Build to the interfaces the Lesson 01 check pack uses, and do not edit the check pack or the given files. Preserve earlier behaviour, run relevant checks and show the change and observed evidence. Stop at this step.</w:t>
+        <w:t>For Lesson 01, continue in my learner project. Implement the provider interface in incident/providers.py using the current core contracts. Paste the given MockProvider from the course kit unchanged, and implement configurable OpenAI-compatible and Anthropic adapters as HTTPProvider(kind, model, api_key, base_url=None, transport=None) with kind openai, openai-compatible or anthropic; complete(messages, tools, max_tokens=500) must work without max_tokens, and Reply.tokens is input plus output tokens. Provider selection comes from MODEL_PROVIDER (default mock), MODEL_NAME, MODEL_API_KEY and MODEL_BASE_URL. Normalize messages, tool calls, errors and usage into Reply. Use mock HTTP responses (httpx.MockTransport) to check both adapter request shapes without paid calls; the check pack's adapter tests can only run after step 3, so rerun them then. Explain how provider selection and secrets are configured without exposing credentials. Build to the interfaces the Lesson 01 check pack uses, and do not edit the check pack or the given files. Preserve earlier behaviour, run relevant checks and show the change and observed evidence. Stop at this step.</w:t>
       </w:r>
     </w:p>
     <w:p>
@@ -2017,7 +2017,7 @@
         <w:t xml:space="preserve">PROMPT </w:t>
       </w:r>
       <w:r>
-        <w:t>For Lesson 01, continue in my learner project. Implement run_agent in incident/core.py and connect the synthetic readers in the given incident/fixtures.py. Preserve assistant tool-call IDs when appending observations, track pending calls before dispatch, and finish with a structured answer and observed evidence IDs. Use the existing provider interface. Show the complete model-to-tool-to-observation path for INC-001 and explain how the same loop can later support checkpointing. Build to the interfaces the Lesson 01 check pack uses, and do not edit the check pack or the given files. Preserve earlier behaviour, run relevant checks and show the change and observed evidence. Stop at this step.</w:t>
+        <w:t>For Lesson 01, continue in my learner project. Implement run_agent in incident/core.py and connect the synthetic readers in the given incident/fixtures.py. Use the signature run_agent(provider, execute, schemas, task, context=None, limits=None, checkpoint=None): start the conversation with a system message and the task as a user message, preserve assistant tool-call IDs when appending observations as tool messages, and track pending calls before dispatch. Finish with a JSON answer that has status (complete or insufficient_evidence), cause, summary and evidence, where evidence lists source_id values actually seen in tool results. Count each model call as a step; the INC-001 path takes 3. Use the existing provider interface. Show the complete model-to-tool-to-observation path for INC-001 and explain how the same loop can later support checkpointing. After this step the happy path, step-limit and adapter tests should pass; the token and time limits come in step 4. Build to the interfaces the Lesson 01 check pack uses, and do not edit the check pack or the given files. Preserve earlier behaviour, run relevant checks and show the change and observed evidence. Stop at this step.</w:t>
       </w:r>
     </w:p>
     <w:p>
@@ -2169,7 +2169,7 @@
         <w:t xml:space="preserve">PROMPT </w:t>
       </w:r>
       <w:r>
-        <w:t>For Lesson 01, continue in my learner project. Review and enforce the runtime's step, token, elapsed-time and repeated-action guards. Make the Session 01 check pack pass. Demonstrate the normal cited answer and deliberately trigger each limit using offline fixtures. Explain the approximate pre-dispatch token estimate and distinguish reported usage from configured cost. Show which guard caused each failure and why the run stopped. Build to the interfaces the Lesson 01 check pack uses, and do not edit the check pack or the given files. Preserve earlier behaviour, run relevant checks and show the change and observed evidence. Stop at this step.</w:t>
+        <w:t>For Lesson 01, continue in my learner project. Review and enforce the runtime's step, token, elapsed-time and repeated-action guards, failing the run with exactly these error codes: step_budget, token_budget, TimeoutError (the deadline must cancel a provider call in progress) and repeated_action (the same tool with the same arguments requested twice in one run). Estimate input tokens before each model call as roughly the length of the serialized messages divided by three, add max_output_tokens, and refuse the call if that would exceed the budget. Make the Session 01 check pack pass. Demonstrate the normal cited answer and deliberately trigger each limit using offline fixtures. Explain the approximate pre-dispatch token estimate and distinguish reported usage from configured cost. Show which guard caused each failure and why the run stopped. Build to the interfaces the Lesson 01 check pack uses, and do not edit the check pack or the given files. Preserve earlier behaviour, run relevant checks and show the change and observed evidence. Stop at this step.</w:t>
       </w:r>
     </w:p>
     <w:p>
@@ -2296,7 +2296,7 @@
         <w:t xml:space="preserve">PROMPT </w:t>
       </w:r>
       <w:r>
-        <w:t>Help me carry out the Lesson 01 learner exercise in my existing project: Change Limits in a small local invocation to allow one step, then a tiny token budget, then a short deadline with a slow MockProvider. Predict and observe step_budget, token_budget and TimeoutError. Restore the normal limits and verify the cited happy-path answer. First state the expected outcomes, then run the experiment in a recoverable state. Show the observed results and explain any discrepancy. Keep the original acceptance criteria and restore temporary experiments when finished.</w:t>
+        <w:t>Help me carry out the Lesson 01 learner exercise in my existing project: In a throwaway script, change Limits to allow one step, then a tiny token budget, then a short deadline with a slow MockProvider (MockProvider(latency=...)). Predict and observe step_budget, token_budget and TimeoutError. Restore the normal limits and verify the cited happy-path answer. First state the expected outcomes, then run the experiment in a throwaway script outside tests/, or from a clean Git state you can restore. Show the observed results and explain any discrepancy. Keep the original acceptance criteria and restore temporary experiments when finished.</w:t>
       </w:r>
     </w:p>
     <w:p>
@@ -2322,7 +2322,7 @@
         <w:t xml:space="preserve">PROMPT </w:t>
       </w:r>
       <w:r>
-        <w:t>Verify my Lesson 01 implementation against its completion criteria. Update the checkpoint indicator in incident/__init__.py to 1 only when the required capability is present. Run the Lesson 01 check pack, which includes tests/test_lesson01.py and the Session 01 demonstration, and the full regression suite, all unchanged and using the offline provider. Keep the expected outcomes unchanged. Report checks actually executed, failures, relevant output and any untested integration. Explain the result, then commit my work and push it to my GitLab repository. Do not equate an unrun or skipped check with a pass.</w:t>
+        <w:t>Verify my Lesson 01 implementation against its completion criteria. Update the checkpoint indicator in incident/__init__.py to 1 only when the required capability is present. Run the full test suite, which includes the Lesson 01 check pack and every earlier lesson's tests, and then the Session 01 demonstration with python -m incident.lab 1, all unchanged and using the offline provider. Confirm that the passing count matches the one in the Lesson 01 check pack README. Keep the expected outcomes unchanged. Report checks actually executed, failures, relevant output and any untested integration. Explain the result, then commit my work and push it to my GitLab repository. Do not equate an unrun or skipped check with a pass.</w:t>
       </w:r>
     </w:p>
     <w:p>
@@ -2500,7 +2500,7 @@
         <w:t xml:space="preserve">PROMPT </w:t>
       </w:r>
       <w:r>
-        <w:t>Review my completed Lesson 01 work against the Lesson 01 check pack and completion criteria. Show the files I changed and the interfaces I provide, and explain how each completion criterion is met with code or test evidence. Point out where my design makes a different choice from the one the lesson presents, and what that choice costs or gains. Preserve deliberate improvements and earlier capabilities.</w:t>
+        <w:t>Review my completed Lesson 01 work against the Lesson 01 check pack and completion criteria. Show the files I changed and the interfaces I provide, and explain how each completion criterion is met with code or test evidence. Point out the design choices I made that the check pack does not force, and what each one costs or gains. Preserve deliberate improvements and earlier capabilities.</w:t>
       </w:r>
     </w:p>
     <w:p>

--- a/L3 2026 Agentic Platform Instructor Materials/instructor-guides/01 Agent architecture and the ReAct runtime.docx
+++ b/L3 2026 Agentic Platform Instructor Materials/instructor-guides/01 Agent architecture and the ReAct runtime.docx
@@ -1883,7 +1883,7 @@
         <w:t xml:space="preserve">PROMPT </w:t>
       </w:r>
       <w:r>
-        <w:t>For Lesson 01, continue in my learner project. Implement the provider interface in incident/providers.py using the current core contracts. Paste the given MockProvider from the course kit unchanged, and implement configurable OpenAI-compatible and Anthropic adapters as HTTPProvider(kind, model, api_key, base_url=None, transport=None) with kind openai, openai-compatible or anthropic; complete(messages, tools, max_tokens=500) must work without max_tokens, and Reply.tokens is input plus output tokens. Provider selection comes from MODEL_PROVIDER (default mock), MODEL_NAME, MODEL_API_KEY and MODEL_BASE_URL. Normalize messages, tool calls, errors and usage into Reply. Use mock HTTP responses (httpx.MockTransport) to check both adapter request shapes without paid calls; the check pack's adapter tests can only run after step 3, so rerun them then. Explain how provider selection and secrets are configured without exposing credentials. Build to the interfaces the Lesson 01 check pack uses, and do not edit the check pack or the given files. Preserve earlier behaviour, run relevant checks and show the change and observed evidence. Stop at this step.</w:t>
+        <w:t>For Lesson 01, continue in my learner project. Implement the provider interface in incident/providers.py using the current core contracts. Paste the given MockProvider from the course kit unchanged, and implement configurable OpenAI-compatible and Anthropic adapters as HTTPProvider(kind, model, api_key, base_url=None, transport=None) with kind openai, openai-compatible or anthropic; complete(messages, tools, max_tokens=500) must work without max_tokens, and Reply.tokens is input plus output tokens. Provider selection comes from MODEL_PROVIDER (default mock), MODEL_NAME, MODEL_API_KEY and MODEL_BASE_URL, which overrides the default endpoint and is needed for OpenAI-compatible providers other than OpenAI. Normalize messages, tool calls and usage into Reply, and raise one provider error type whose message never includes the key or a response body. For Anthropic, the system message goes in a top-level system field and each tool's parameters become input_schema; OpenAI-compatible requests send the key as a Bearer Authorization header. Use mock HTTP responses (httpx.MockTransport) to check both adapter request shapes without paid calls; the check pack's adapter tests can only run after step 3, so rerun them then. Explain how provider selection and secrets are configured without exposing credentials. Build to the interfaces the Lesson 01 check pack uses, and do not edit the check pack or the given files. Preserve earlier behaviour, run relevant checks and show the change and observed evidence. Stop at this step.</w:t>
       </w:r>
     </w:p>
     <w:p>
@@ -2017,7 +2017,7 @@
         <w:t xml:space="preserve">PROMPT </w:t>
       </w:r>
       <w:r>
-        <w:t>For Lesson 01, continue in my learner project. Implement run_agent in incident/core.py and connect the synthetic readers in the given incident/fixtures.py. Use the signature run_agent(provider, execute, schemas, task, context=None, limits=None, checkpoint=None): start the conversation with a system message and the task as a user message, preserve assistant tool-call IDs when appending observations as tool messages, and track pending calls before dispatch. Finish with a JSON answer that has status (complete or insufficient_evidence), cause, summary and evidence, where evidence lists source_id values actually seen in tool results. Count each model call as a step; the INC-001 path takes 3. Use the existing provider interface. Show the complete model-to-tool-to-observation path for INC-001 and explain how the same loop can later support checkpointing. After this step the happy path, step-limit and adapter tests should pass; the token and time limits come in step 4. Build to the interfaces the Lesson 01 check pack uses, and do not edit the check pack or the given files. Preserve earlier behaviour, run relevant checks and show the change and observed evidence. Stop at this step.</w:t>
+        <w:t>For Lesson 01, continue in my learner project. Implement run_agent in incident/core.py and connect the synthetic readers in the given incident/fixtures.py. Use the signature run_agent(provider, execute, schemas, task, context=None, limits=None, checkpoint=None): start the conversation with a system message and the task as a user message, preserve assistant tool-call IDs when appending observations as tool messages, and track pending calls before dispatch. Finish with a JSON answer that has status (complete or insufficient_evidence), cause, summary and evidence, where evidence lists source_id values actually seen in tool results. Count each model call as a step; the INC-001 path takes 3. Use the existing provider interface. Show the complete model-to-tool-to-observation path for INC-001 and explain how the same loop can later support checkpointing. Add the step guard now: when the step limit is reached without an answer, fail the run with step_budget. After this step the happy path, step-limit and adapter tests should pass; the token, time and repeated-action guards come in step 4. Build to the interfaces the Lesson 01 check pack uses, and do not edit the check pack or the given files. Preserve earlier behaviour, run relevant checks and show the change and observed evidence. Stop at this step.</w:t>
       </w:r>
     </w:p>
     <w:p>
@@ -2169,7 +2169,7 @@
         <w:t xml:space="preserve">PROMPT </w:t>
       </w:r>
       <w:r>
-        <w:t>For Lesson 01, continue in my learner project. Review and enforce the runtime's step, token, elapsed-time and repeated-action guards, failing the run with exactly these error codes: step_budget, token_budget, TimeoutError (the deadline must cancel a provider call in progress) and repeated_action (the same tool with the same arguments requested twice in one run). Estimate input tokens before each model call as roughly the length of the serialized messages divided by three, add max_output_tokens, and refuse the call if that would exceed the budget. Make the Session 01 check pack pass. Demonstrate the normal cited answer and deliberately trigger each limit using offline fixtures. Explain the approximate pre-dispatch token estimate and distinguish reported usage from configured cost. Show which guard caused each failure and why the run stopped. Build to the interfaces the Lesson 01 check pack uses, and do not edit the check pack or the given files. Preserve earlier behaviour, run relevant checks and show the change and observed evidence. Stop at this step.</w:t>
+        <w:t>For Lesson 01, continue in my learner project. Keep the step guard and add the token, elapsed-time and repeated-action guards, so that runs fail with exactly these error codes: step_budget, token_budget, TimeoutError (the deadline must cancel a provider call in progress) and repeated_action (the same tool with the same arguments requested twice in one run, refused before it runs again). Estimate input tokens before each model call as roughly the length of the serialized messages divided by three, and refuse the call if the tokens already reported in this run plus that estimate plus max_output_tokens would exceed the budget. Make the Session 01 check pack pass. Demonstrate the normal cited answer and deliberately trigger each limit using offline fixtures. Explain the approximate pre-dispatch token estimate and distinguish reported usage from configured cost. Show which guard caused each failure and why the run stopped. Build to the interfaces the Lesson 01 check pack uses, and do not edit the check pack or the given files. Preserve earlier behaviour, run relevant checks and show the change and observed evidence. Stop at this step.</w:t>
       </w:r>
     </w:p>
     <w:p>
@@ -2296,7 +2296,7 @@
         <w:t xml:space="preserve">PROMPT </w:t>
       </w:r>
       <w:r>
-        <w:t>Help me carry out the Lesson 01 learner exercise in my existing project: In a throwaway script, change Limits to allow one step, then a tiny token budget, then a short deadline with a slow MockProvider (MockProvider(latency=...)). Predict and observe step_budget, token_budget and TimeoutError. Restore the normal limits and verify the cited happy-path answer. First state the expected outcomes, then run the experiment in a throwaway script outside tests/, or from a clean Git state you can restore. Show the observed results and explain any discrepancy. Keep the original acceptance criteria and restore temporary experiments when finished.</w:t>
+        <w:t>Help me carry out the Lesson 01 learner exercise in my existing project: In a throwaway script run from the project root, pass different Limits values to run_agent, without editing the defaults: allow one step, then a tiny token budget, then a short deadline with a slow MockProvider (MockProvider(latency=...)). Predict and observe step_budget, token_budget and TimeoutError. Restore the normal limits and verify the cited happy-path answer. First state the expected outcomes, then run the experiment in a throwaway script outside tests/, or from a clean Git state you can restore. Show the observed results and explain any discrepancy. Keep the original acceptance criteria and restore temporary experiments when finished.</w:t>
       </w:r>
     </w:p>
     <w:p>
@@ -2322,7 +2322,7 @@
         <w:t xml:space="preserve">PROMPT </w:t>
       </w:r>
       <w:r>
-        <w:t>Verify my Lesson 01 implementation against its completion criteria. Update the checkpoint indicator in incident/__init__.py to 1 only when the required capability is present. Run the full test suite, which includes the Lesson 01 check pack and every earlier lesson's tests, and then the Session 01 demonstration with python -m incident.lab 1, all unchanged and using the offline provider. Confirm that the passing count matches the one in the Lesson 01 check pack README. Keep the expected outcomes unchanged. Report checks actually executed, failures, relevant output and any untested integration. Explain the result, then commit my work and push it to my GitLab repository. Do not equate an unrun or skipped check with a pass.</w:t>
+        <w:t>Verify my Lesson 01 implementation against its completion criteria. Update the checkpoint indicator in incident/__init__.py to 1 only when the required capability is present. Run the full test suite, which includes the Lesson 01 check pack and every earlier lesson's tests, and then the Session 01 demonstration with python -m incident.lab 1, all unchanged and using the offline provider (MODEL_PROVIDER unset or set to mock). Confirm that the passing count matches the one in the Lesson 01 check pack README. Keep the expected outcomes unchanged. Report checks actually executed, failures, relevant output and any untested integration. Explain the result, then commit my work and push it to my GitLab repository. Do not equate an unrun or skipped check with a pass.</w:t>
       </w:r>
     </w:p>
     <w:p>

--- a/L3 2026 Agentic Platform Instructor Materials/instructor-guides/01 Agent architecture and the ReAct runtime.docx
+++ b/L3 2026 Agentic Platform Instructor Materials/instructor-guides/01 Agent architecture and the ReAct runtime.docx
@@ -1008,7 +1008,7 @@
     </w:p>
     <w:p>
       <w:r>
-        <w:t>Refresh 2025 LLM/prompting/RAG basics and HTTP, JSON, async programming and tests. Prepare a demonstration project from the course kit's starter exactly as a learner would, with a GitLab repository in the course group, and rehearse all thirteen prompts on it. Keep the reference checkpoints at hand as the answer key for the excerpts. Read the architecture, ReAct and chosen model API tool-calling references.</w:t>
+        <w:t>Refresh 2025 LLM/prompting/RAG basics and HTTP, JSON, async programming and tests. Prepare a demonstration project from the course kit's starter exactly as a learner would, with a repository in the course group on gitlab.ciklum.net, and rehearse all thirteen prompts on it. Keep the reference checkpoints at hand as the answer key for the excerpts. Read the architecture, ReAct and chosen model API tool-calling references.</w:t>
       </w:r>
     </w:p>
     <w:p>
@@ -1018,7 +1018,7 @@
     </w:p>
     <w:p>
       <w:r>
-        <w:t xml:space="preserve">Learners need two things: their own project repository in the course GitLab group, and the </w:t>
+        <w:t xml:space="preserve">Learners need two things: their own project repository in the course GitLab group on gitlab.ciklum.net, and the </w:t>
       </w:r>
       <w:hyperlink r:id="rId10">
         <w:r>
@@ -1050,7 +1050,7 @@
         <w:t xml:space="preserve">PROMPT </w:t>
       </w:r>
       <w:r>
-        <w:t>Set up my project for the Building Agentic Platforms course, starting at lesson-00. Clone the public course repository from https://github.com/maxvpavlov/ciklum-innovate-l3-2026 into ~/agentic-course/course and treat that folder as read-only; its learner-kit folder is the course kit. Create my own project in ~/agentic-course/my-platform by copying learner-kit/starter, and make it a fresh Git repository on branch main with one initial commit; if Git has no user name or email, set them for this repository only and tell me. Install the pinned dependencies with uv for Python 3.12, run the tests with python -m pytest, and confirm that incident/__init__.py says LESSON = 0. Install the GitLab CLI, glab, if it is missing, and sign me in to GitLab; when a browser sign-in is needed, tell me what to do, and never ask me to paste a token into the chat. Ask me for the name of the GitLab group I was invited to, create a private repository for my project in that group, and push my project to it. Report both folder paths, the files in my project, the test result, the GitLab repository address and anything missing, such as uv, Python 3.12, glab or access to the group. Do not ask me to run terminal commands.</w:t>
+        <w:t>Set up my project for the Building Agentic Platforms course, starting at lesson-00. Clone the public course repository from https://github.com/maxvpavlov/ciklum-innovate-l3-2026 into ~/agentic-course/course and treat that folder as read-only; its learner-kit folder is the course kit. Create my own project in ~/agentic-course/my-platform by copying learner-kit/starter, and make it a fresh Git repository on branch main with one initial commit; if Git has no user name or email, set them for this repository only and tell me. Install the pinned dependencies with uv for Python 3.12, run the tests with python -m pytest, and confirm that incident/__init__.py says LESSON = 0. Install the GitLab CLI, glab, if it is missing, and sign me in to the course GitLab at gitlab.ciklum.net. glab may already be signed in to other GitLab hosts, such as gitlab.com: keep those sign-ins, add gitlab.ciklum.net alongside them, and name gitlab.ciklum.net as the host in every glab command, because glab otherwise uses a default host. When a browser sign-in is needed, tell me what to do, and never ask me to paste a token into the chat. Ask me for the name of the group I was invited to on gitlab.ciklum.net, create a private repository for my project in that group, set it as the origin remote and push my project to it. Report both folder paths, the files in my project, the test result, the GitLab repository address and anything missing, such as uv, Python 3.12, glab or access to the group on gitlab.ciklum.net. Do not ask me to run terminal commands.</w:t>
       </w:r>
     </w:p>
     <w:p>
@@ -1086,7 +1086,7 @@
     </w:p>
     <w:p>
       <w:r>
-        <w:t>Session 01 is a demonstration. Learners need nothing before class and do not build during it: after class they repeat every prompt in their own project, starting with the setup prompt that creates their repository in the course GitLab group. Show each prompt exactly as they will use it, and point out where the check pack, the given files and the push happen.</w:t>
+        <w:t>Session 01 is a demonstration. Learners need nothing before class and do not build during it: after class they repeat every prompt in their own project, starting with the setup prompt that creates their repository in the course GitLab group on gitlab.ciklum.net. Show each prompt exactly as they will use it, and point out where the check pack, the given files and the push happen.</w:t>
       </w:r>
     </w:p>
     <w:p>
@@ -2322,7 +2322,7 @@
         <w:t xml:space="preserve">PROMPT </w:t>
       </w:r>
       <w:r>
-        <w:t>Verify my Lesson 01 implementation against its completion criteria. Update the checkpoint indicator in incident/__init__.py to 1 only when the required capability is present. Run the full test suite, which includes the Lesson 01 check pack and every earlier lesson's tests, and then the Session 01 demonstration with python -m incident.lab 1, all unchanged and using the offline provider (MODEL_PROVIDER unset or set to mock). Confirm that the passing count matches the one in the Lesson 01 check pack README. Keep the expected outcomes unchanged. Report checks actually executed, failures, relevant output and any untested integration. Explain the result, then commit my work and push it to my GitLab repository. Do not equate an unrun or skipped check with a pass.</w:t>
+        <w:t>Verify my Lesson 01 implementation against its completion criteria. Update the checkpoint indicator in incident/__init__.py to 1 only when the required capability is present. Run the full test suite, which includes the Lesson 01 check pack and every earlier lesson's tests, and then the Session 01 demonstration with python -m incident.lab 1, all unchanged and using the offline provider (MODEL_PROVIDER unset or set to mock). Confirm that the passing count matches the one in the Lesson 01 check pack README. Keep the expected outcomes unchanged. Report checks actually executed, failures, relevant output and any untested integration. Explain the result, then commit my work and push it to my repository on gitlab.ciklum.net; if glab is also signed in to other GitLab hosts, make sure the push goes to gitlab.ciklum.net. Do not equate an unrun or skipped check with a pass.</w:t>
       </w:r>
     </w:p>
     <w:p>

--- a/L3 2026 Agentic Platform Instructor Materials/instructor-guides/01 Agent architecture and the ReAct runtime.docx
+++ b/L3 2026 Agentic Platform Instructor Materials/instructor-guides/01 Agent architecture and the ReAct runtime.docx
@@ -1757,7 +1757,7 @@
         <w:t xml:space="preserve">PROMPT </w:t>
       </w:r>
       <w:r>
-        <w:t>For Lesson 01, continue in my learner project. Create the Context, Limits, Reply and Run contracts in incident/core.py. Separate application-owned tenant identity, permissions and run identifiers from model messages and results. Make run state serializable and give the runtime explicit step, token and time limits. The check pack needs these exact shapes: Limits takes the keywords steps, tokens and seconds, plus max_output_tokens, with defaults large enough for a three-step investigation (for example 8 steps, 8000 tokens, 20 seconds, 500 output tokens); a default Context whose tenant is astro, because the checks call the runtime without one; Reply(message, tokens=0, cost_usd=0); and a Run that exposes messages, status (running, completed or failed), steps (model calls), tokens, pending, answer and error. Keep this step focused on the contracts; do not implement later platform features. No lesson test can run until run_agent exists, so check the contracts with a short script. Show the fields, their owners and one example of a value the model must not control. Build to the interfaces the Lesson 01 check pack uses, and do not edit the check pack or the given files. Preserve earlier behaviour, run relevant checks and show the change and observed evidence. Stop at this step.</w:t>
+        <w:t>For Lesson 01, continue in my learner project. Create the Context, Limits, Reply and Run contracts in incident/core.py. Separate application-owned tenant identity, permissions and run identifiers from model messages and results. Make run state serializable and give the runtime explicit step, token and time limits. The check pack needs these exact shapes: Limits takes the keywords steps, tokens and seconds, plus max_output_tokens, with defaults large enough for a three-step investigation (for example 8 steps, 8000 tokens, 20 seconds, 500 output tokens); a Context whose defaults work without arguments, because the checks call the runtime without one: tenant astro, a generated run_id, role investigator, allowed tools log_lookup and runbook_search, no approved actions and no parent_id; Reply(message, tokens=0, cost_usd=0); and a Run that exposes its context, messages, status (running, completed or failed), steps (model calls), tokens, cost_usd, pending, answer and error. Keep this step focused on the contracts; do not implement later platform features. No lesson test can run until run_agent exists, so check the contracts with a short script. Show the fields, their owners and one example of a value the model must not control. Build to the interfaces the Lesson 01 check pack uses, and do not edit the check pack or the given files. Preserve earlier behaviour, run relevant checks and show the change and observed evidence. Stop at this step.</w:t>
       </w:r>
     </w:p>
     <w:p>

--- a/L3 2026 Agentic Platform Instructor Materials/instructor-guides/01 Agent architecture and the ReAct runtime.docx
+++ b/L3 2026 Agentic Platform Instructor Materials/instructor-guides/01 Agent architecture and the ReAct runtime.docx
@@ -2169,7 +2169,7 @@
         <w:t xml:space="preserve">PROMPT </w:t>
       </w:r>
       <w:r>
-        <w:t>For Lesson 01, continue in my learner project. Keep the step guard and add the token, elapsed-time and repeated-action guards, so that runs fail with exactly these error codes: step_budget, token_budget, TimeoutError (the deadline must cancel a provider call in progress) and repeated_action (the same tool with the same arguments requested twice in one run, refused before it runs again). Estimate input tokens before each model call as roughly the length of the serialized messages divided by three, and refuse the call if the tokens already reported in this run plus that estimate plus max_output_tokens would exceed the budget. Make the Session 01 check pack pass. Demonstrate the normal cited answer and deliberately trigger each limit using offline fixtures. Explain the approximate pre-dispatch token estimate and distinguish reported usage from configured cost. Show which guard caused each failure and why the run stopped. Build to the interfaces the Lesson 01 check pack uses, and do not edit the check pack or the given files. Preserve earlier behaviour, run relevant checks and show the change and observed evidence. Stop at this step.</w:t>
+        <w:t>For Lesson 01, continue in my learner project. This is build step 4, so the guards that step 3 deferred are now in scope. Keep the step guard and add the token, elapsed-time and repeated-action guards now, so that runs fail with exactly these error codes: step_budget, token_budget, TimeoutError (the deadline must cancel a provider call in progress) and repeated_action (the same tool with the same arguments requested twice in one run, refused before it runs again). Estimate input tokens before each model call as roughly the length of the serialized messages divided by three, and refuse the call if the tokens already reported in this run plus that estimate plus max_output_tokens would exceed the budget. Make the Session 01 check pack pass. Demonstrate the normal cited answer and deliberately trigger each limit using offline fixtures. Explain the approximate pre-dispatch token estimate and distinguish reported usage from configured cost. Show which guard caused each failure and why the run stopped. Build to the interfaces the Lesson 01 check pack uses, and do not edit the check pack or the given files. Preserve earlier behaviour, run relevant checks and show the change and observed evidence. Stop at this step.</w:t>
       </w:r>
     </w:p>
     <w:p>

--- a/L3 2026 Agentic Platform Instructor Materials/instructor-guides/01 Agent architecture and the ReAct runtime.docx
+++ b/L3 2026 Agentic Platform Instructor Materials/instructor-guides/01 Agent architecture and the ReAct runtime.docx
@@ -1050,7 +1050,7 @@
         <w:t xml:space="preserve">PROMPT </w:t>
       </w:r>
       <w:r>
-        <w:t>Set up my project for the Building Agentic Platforms course, starting at lesson-00. Clone the public course repository from https://github.com/maxvpavlov/ciklum-innovate-l3-2026 into ~/agentic-course/course and treat that folder as read-only; its learner-kit folder is the course kit. Create my own project in ~/agentic-course/my-platform by copying learner-kit/starter, and make it a fresh Git repository on branch main with one initial commit; if Git has no user name or email, set them for this repository only and tell me. Install the pinned dependencies with uv for Python 3.12, run the tests with python -m pytest, and confirm that incident/__init__.py says LESSON = 0. Install the GitLab CLI, glab, if it is missing, and sign me in to the course GitLab at gitlab.ciklum.net. glab may already be signed in to other GitLab hosts, such as gitlab.com: keep those sign-ins, add gitlab.ciklum.net alongside them, and name gitlab.ciklum.net as the host in every glab command, because glab otherwise uses a default host. When a browser sign-in is needed, tell me what to do, and never ask me to paste a token into the chat. Ask me for the name of the group I was invited to on gitlab.ciklum.net, create a private repository for my project in that group, set it as the origin remote and push my project to it. Report both folder paths, the files in my project, the test result, the GitLab repository address and anything missing, such as uv, Python 3.12, glab or access to the group on gitlab.ciklum.net. Do not ask me to run terminal commands.</w:t>
+        <w:t>Set up my project for the Building Agentic Platforms course, starting at lesson-00. Clone the public course repository from https://github.com/maxvpavlov/ciklum-innovate-l3-2026 into ~/agentic-course/course and treat that folder as read-only; its learner-kit folder is the course kit. Create my own project in ~/agentic-course/my-platform by copying learner-kit/starter, and make it a fresh Git repository on branch main with one initial commit; if Git has no user name or email, set them for this repository only and tell me. Install the pinned dependencies with uv for Python 3.12, run the tests with python -m pytest, and confirm that incident/__init__.py says LESSON = 0. Install the GitLab CLI, glab, if it is missing, and sign me in to the course GitLab at gitlab.ciklum.net. glab may already be signed in to other GitLab hosts, such as gitlab.com: keep those sign-ins, add gitlab.ciklum.net alongside them, and name gitlab.ciklum.net as the host in every glab command, because glab otherwise uses a default host. When a browser sign-in is needed, tell me what to do, and never ask me to paste a token into the chat. Ask me for the name of the group I was invited to on gitlab.ciklum.net. Every learner shares that group, so name my repository agentic-platform- followed by my GitLab username, taking the username from my glab sign-in on gitlab.ciklum.net; if a project with that name already exists in the group, stop and ask me instead of pushing to it. Create it as a private repository in that group, set it as the origin remote and push my project to it. Report both folder paths, the files in my project, the test result, the GitLab repository address and anything missing, such as uv, Python 3.12, glab or access to the group on gitlab.ciklum.net. Do not ask me to run terminal commands.</w:t>
       </w:r>
     </w:p>
     <w:p>

--- a/L3 2026 Agentic Platform Instructor Materials/instructor-guides/01 Agent architecture and the ReAct runtime.docx
+++ b/L3 2026 Agentic Platform Instructor Materials/instructor-guides/01 Agent architecture and the ReAct runtime.docx
@@ -1050,7 +1050,7 @@
         <w:t xml:space="preserve">PROMPT </w:t>
       </w:r>
       <w:r>
-        <w:t>Set up my project for the Building Agentic Platforms course, starting at lesson-00. Clone the public course repository from https://github.com/maxvpavlov/ciklum-innovate-l3-2026 into ~/agentic-course/course and treat that folder as read-only; its learner-kit folder is the course kit. Create my own project in ~/agentic-course/my-platform by copying learner-kit/starter, and make it a fresh Git repository on branch main with one initial commit; if Git has no user name or email, set them for this repository only and tell me. Install the pinned dependencies with uv for Python 3.12, run the tests with python -m pytest, and confirm that incident/__init__.py says LESSON = 0. Install the GitLab CLI, glab, if it is missing, and sign me in to the course GitLab at gitlab.ciklum.net. glab may already be signed in to other GitLab hosts, such as gitlab.com: keep those sign-ins, add gitlab.ciklum.net alongside them, and name gitlab.ciklum.net as the host in every glab command, because glab otherwise uses a default host. When a browser sign-in is needed, tell me what to do, and never ask me to paste a token into the chat. Ask me for the name of the group I was invited to on gitlab.ciklum.net. Every learner shares that group, so name my repository agentic-platform- followed by my GitLab username, taking the username from my glab sign-in on gitlab.ciklum.net; if a project with that name already exists in the group, stop and ask me instead of pushing to it. Create it as a private repository in that group, set it as the origin remote and push my project to it. Report both folder paths, the files in my project, the test result, the GitLab repository address and anything missing, such as uv, Python 3.12, glab or access to the group on gitlab.ciklum.net. Do not ask me to run terminal commands.</w:t>
+        <w:t>Set up my project for the Building Agentic Platforms course, starting at lesson-00. Clone the public course repository from https://github.com/maxvpavlov/ciklum-innovate-l3-2026 into ~/agentic-course/course and treat that folder as read-only; its learner-kit folder is the course kit. Create my own project in ~/agentic-course/my-platform by copying learner-kit/starter, and make it a fresh Git repository on branch main with one initial commit; if Git has no user name or email, set them for this repository only and tell me. Install the pinned dependencies with uv for Python 3.12, run the tests with python -m pytest, and confirm that incident/__init__.py says LESSON = 0. Install the GitLab CLI, glab, if it is missing, and sign me in to the course GitLab at gitlab.ciklum.net. glab may already be signed in to other GitLab hosts, such as gitlab.com: keep those sign-ins, add gitlab.ciklum.net alongside them, and name gitlab.ciklum.net as the host in every glab command, because glab otherwise uses a default host. When a browser sign-in is needed, tell me what to do, and never ask me to paste a token into the chat. Ask me for the name of the group I was invited to on gitlab.ciklum.net. Every learner shares that group, so name my repository agentic-platform- followed by my Ciklum acronym: read my account through my glab sign-in on gitlab.ciklum.net and take the part of my @ciklum.com email before the @, in lowercase (abcd for abcd@ciklum.com gives agentic-platform-abcd); if the account shows no @ciklum.com email, ask me for my acronym. if a project with that name already exists in the group, stop and ask me instead of pushing to it. Create it as a private repository in that group, set it as the origin remote and push my project to it. Report both folder paths, the files in my project, the test result, the GitLab repository address and anything missing, such as uv, Python 3.12, glab or access to the group on gitlab.ciklum.net. Do not ask me to run terminal commands.</w:t>
       </w:r>
     </w:p>
     <w:p>

--- a/L3 2026 Agentic Platform Instructor Materials/instructor-guides/01 Agent architecture and the ReAct runtime.docx
+++ b/L3 2026 Agentic Platform Instructor Materials/instructor-guides/01 Agent architecture and the ReAct runtime.docx
@@ -1731,7 +1731,7 @@
         <w:t xml:space="preserve">SAY </w:t>
       </w:r>
       <w:r>
-        <w:t>Start with the values that application code controls. Tenant, run identifier, role and permitted tools belong in the execution context. They must not be supplied by a retrieved document. Keep the evolving messages and result in Run. This separation will matter when we persist a run or create a child: we can serialize task state while deliberately constructing its authority. Walk through one example context for Astro, then point to Limits. We have separate limits on steps, reported tokens, elapsed time and maximum requested output. These limits address different failure modes. Ask participants to identify the limit that catches a provider that hangs without producing any tokens.</w:t>
+        <w:t>Start with the values the platform controls; in this session, the code that starts the run plays the platform. Tenant, run identifier, role and permitted tools belong in the execution context. They must not be supplied by a retrieved document. Keep the evolving messages and result in Run. This separation will matter when we persist a run or create a child: we can serialize task state while deliberately constructing its authority. Walk through one example context for Astro, then point to Limits. We have separate limits on steps, reported tokens, elapsed time and maximum requested output. These limits address different failure modes. Ask participants to identify the limit that catches a provider that hangs without producing any tokens.</w:t>
       </w:r>
     </w:p>
     <w:p>
@@ -1827,7 +1827,7 @@
         <w:t xml:space="preserve">Likely answer </w:t>
       </w:r>
       <w:r>
-        <w:t>An answer is untrusted output. The application constructs Context and decides the permitted capabilities independently.</w:t>
+        <w:t>An answer is untrusted output. The platform constructs Context and decides the permitted capabilities independently.</w:t>
       </w:r>
     </w:p>
     <w:p>

--- a/L3 2026 Agentic Platform Instructor Materials/instructor-guides/01 Agent architecture and the ReAct runtime.docx
+++ b/L3 2026 Agentic Platform Instructor Materials/instructor-guides/01 Agent architecture and the ReAct runtime.docx
@@ -28,7 +28,7 @@
     </w:p>
     <w:p>
       <w:r>
-        <w:t>Duration: 120 minutes. Starting checkpoint: lesson-00. Ending checkpoint: lesson-01 (9847de9).</w:t>
+        <w:t>Duration: 120 minutes. Starting checkpoint: lesson-00. Ending checkpoint: lesson-01 (7133fdc).</w:t>
       </w:r>
     </w:p>
     <w:p>
@@ -1050,7 +1050,7 @@
         <w:t xml:space="preserve">PROMPT </w:t>
       </w:r>
       <w:r>
-        <w:t>Set up my project for the Building Agentic Platforms course, starting at lesson-00. Clone the public course repository from https://github.com/maxvpavlov/ciklum-innovate-l3-2026 into ~/agentic-course/course and treat that folder as read-only; its learner-kit folder is the course kit. Create my own project in ~/agentic-course/my-platform by copying learner-kit/starter, and make it a fresh Git repository on branch main with one initial commit; if Git has no user name or email, set them for this repository only and tell me. Install the pinned dependencies with uv for Python 3.12, run the tests with python -m pytest, and confirm that course/__init__.py says LESSON = 0. Explain the project layout: agent_runtime/ is where I build the agent runtime, course/ holds the course scaffolding (the LESSON marker, the lab runner and given data), tests/ holds the checks, and agentic_platform/ arrives with the platform shell in Lesson 02. Install the GitLab CLI, glab, if it is missing, and sign me in to the course GitLab at gitlab.ciklum.net. glab may already be signed in to other GitLab hosts, such as gitlab.com: keep those sign-ins, add gitlab.ciklum.net alongside them, and name gitlab.ciklum.net as the host in every glab command, because glab otherwise uses a default host. When a browser sign-in is needed, tell me what to do, and never ask me to paste a token into the chat. Ask me for the name of the group I was invited to on gitlab.ciklum.net. Every learner shares that group, so name my repository agentic-platform- followed by my Ciklum acronym: read my account through my glab sign-in on gitlab.ciklum.net and take the part of my @ciklum.com email before the @, in lowercase (abcd for abcd@ciklum.com gives agentic-platform-abcd); if the account shows no @ciklum.com email, ask me for my acronym. if a project with that name already exists in the group, stop and ask me instead of pushing to it. Create it as a private repository in that group, set it as the origin remote and push my project to it. Report both folder paths, the files in my project, the test result, the GitLab repository address and anything missing, such as uv, Python 3.12, glab or access to the group on gitlab.ciklum.net. Do not ask me to run terminal commands.</w:t>
+        <w:t>Set up my project for the Building Agentic Platforms course, starting at lesson-00. Clone the public course repository from https://github.com/maxvpavlov/ciklum-innovate-l3-2026 into ~/agentic-course/course and treat that folder as read-only; its learner-kit folder is the course kit. Create my own project in ~/agentic-course/my-platform by copying learner-kit/starter, and make it a fresh Git repository on branch main with one initial commit; if Git has no user name or email, set them for this repository only and tell me. Install the pinned dependencies with uv for Python 3.12, run the tests with python -m pytest, and confirm that incident/__init__.py says LESSON = 0. Install the GitLab CLI, glab, if it is missing, and sign me in to the course GitLab at gitlab.ciklum.net. glab may already be signed in to other GitLab hosts, such as gitlab.com: keep those sign-ins, add gitlab.ciklum.net alongside them, and name gitlab.ciklum.net as the host in every glab command, because glab otherwise uses a default host. When a browser sign-in is needed, tell me what to do, and never ask me to paste a token into the chat. Ask me for the name of the group I was invited to on gitlab.ciklum.net. Every learner shares that group, so name my repository agentic-platform- followed by my Ciklum acronym: read my account through my glab sign-in on gitlab.ciklum.net and take the part of my @ciklum.com email before the @, in lowercase (abcd for abcd@ciklum.com gives agentic-platform-abcd); if the account shows no @ciklum.com email, ask me for my acronym. if a project with that name already exists in the group, stop and ask me instead of pushing to it. Create it as a private repository in that group, set it as the origin remote and push my project to it. Report both folder paths, the files in my project, the test result, the GitLab repository address and anything missing, such as uv, Python 3.12, glab or access to the group on gitlab.ciklum.net. Do not ask me to run terminal commands.</w:t>
       </w:r>
     </w:p>
     <w:p>
@@ -1070,7 +1070,7 @@
         <w:t xml:space="preserve">PROMPT </w:t>
       </w:r>
       <w:r>
-        <w:t>Read learner-kit/lessons/01 in the course repository: its README, the given files and the check pack. If my project still has an incident/ folder from an earlier starter, first move it to the current learner-kit/starter layout without changing behaviour: course/__init__.py with my LESSON value, course/lab.py, course/labs/, agent_runtime/__init__.py and tests/test_setup.py, with imports updated; run the tests and commit that move on its own. Copy the whole given files and the check pack into my project exactly as the README says, without changing them, and commit that; a given definition that must be pasted into a module is added in the build step that creates or changes that module. Then run the tests and report what fails and why: at first this lesson's test file may fail to import, because the modules it needs do not exist yet. List the interfaces my code must provide, with the exact names, signatures, fields and error codes the tests use, and the capability they verify. Explain the implementation sequence before we begin. Do not write the implementation yet, and do not look for or use a finished solution.</w:t>
+        <w:t>Read learner-kit/lessons/01 in the course repository: its README, the given files and the check pack. Copy the whole given files and the check pack into my project exactly as the README says, without changing them, and commit that; a given definition that must be pasted into a module is added in the build step that creates or changes that module. Then run the tests and report what fails and why: at first this lesson's test file may fail to import, because the modules it needs do not exist yet. List the interfaces my code must provide, with the exact names, signatures, fields and error codes the tests use, and the capability they verify. Explain the implementation sequence before we begin. Do not write the implementation yet, and do not look for or use a finished solution.</w:t>
       </w:r>
     </w:p>
     <w:p>
@@ -1742,7 +1742,7 @@
         <w:t xml:space="preserve">SHOW </w:t>
       </w:r>
       <w:r>
-        <w:t>The current learner implementation and agent_runtime/core.py. Use the following prompt to make the bounded change, then inspect the agent’s result.</w:t>
+        <w:t>The current learner implementation and incident/core.py. Use the following prompt to make the bounded change, then inspect the agent’s result.</w:t>
       </w:r>
     </w:p>
     <w:p>
@@ -1757,7 +1757,7 @@
         <w:t xml:space="preserve">PROMPT </w:t>
       </w:r>
       <w:r>
-        <w:t>For Lesson 01, continue in my learner project. Create the Context, Limits, Reply and Run contracts in agent_runtime/core.py. Separate application-owned tenant identity, permissions and run identifiers from model messages and results. Make run state serializable and give the runtime explicit step, token and time limits. The check pack needs these exact shapes: Limits takes the keywords steps, tokens and seconds, plus max_output_tokens, with defaults large enough for a three-step investigation (for example 8 steps, 8000 tokens, 20 seconds, 500 output tokens); a Context whose defaults work without arguments, because the checks call the runtime without one: tenant astro, a generated run_id, role investigator, allowed tools log_lookup and runbook_search, no approved actions and no parent_id; Reply(message, tokens=0, cost_usd=0); and a Run that exposes its context, messages, status (running, completed or failed), steps (model calls), tokens, cost_usd, pending, answer and error. Keep this step focused on the contracts; do not implement later platform features. No lesson test can run until run_agent exists, so check the contracts with a short script. Show the fields, their owners and one example of a value the model must not control. Build to the interfaces the Lesson 01 check pack uses, and do not edit the check pack or the given files. Preserve earlier behaviour, run relevant checks and show the change and observed evidence. Stop at this step.</w:t>
+        <w:t>For Lesson 01, continue in my learner project. Create the Context, Limits, Reply and Run contracts in incident/core.py. Separate application-owned tenant identity, permissions and run identifiers from model messages and results. Make run state serializable and give the runtime explicit step, token and time limits. The check pack needs these exact shapes: Limits takes the keywords steps, tokens and seconds, plus max_output_tokens, with defaults large enough for a three-step investigation (for example 8 steps, 8000 tokens, 20 seconds, 500 output tokens); a Context whose defaults work without arguments, because the checks call the runtime without one: tenant astro, a generated run_id, role investigator, allowed tools log_lookup and runbook_search, no approved actions and no parent_id; Reply(message, tokens=0, cost_usd=0); and a Run that exposes its context, messages, status (running, completed or failed), steps (model calls), tokens, cost_usd, pending, answer and error. Keep this step focused on the contracts; do not implement later platform features. No lesson test can run until run_agent exists, so check the contracts with a short script. Show the fields, their owners and one example of a value the model must not control. Build to the interfaces the Lesson 01 check pack uses, and do not edit the check pack or the given files. Preserve earlier behaviour, run relevant checks and show the change and observed evidence. Stop at this step.</w:t>
       </w:r>
     </w:p>
     <w:p>
@@ -1868,7 +1868,7 @@
         <w:t xml:space="preserve">SHOW </w:t>
       </w:r>
       <w:r>
-        <w:t>The current learner implementation and agent_runtime/providers.py. Use the following prompt to make the bounded change, then inspect the agent’s result.</w:t>
+        <w:t>The current learner implementation and incident/providers.py. Use the following prompt to make the bounded change, then inspect the agent’s result.</w:t>
       </w:r>
     </w:p>
     <w:p>
@@ -1883,7 +1883,7 @@
         <w:t xml:space="preserve">PROMPT </w:t>
       </w:r>
       <w:r>
-        <w:t>For Lesson 01, continue in my learner project. Implement the provider interface in agent_runtime/providers.py using the current core contracts. Paste the given MockProvider from the course kit unchanged, and implement configurable OpenAI-compatible and Anthropic adapters as HTTPProvider(kind, model, api_key, base_url=None, transport=None) with kind openai, openai-compatible or anthropic; complete(messages, tools, max_tokens=500) must work without max_tokens, and Reply.tokens is input plus output tokens. Provider selection comes from MODEL_PROVIDER (default mock), MODEL_NAME, MODEL_API_KEY and MODEL_BASE_URL, which overrides the default endpoint and is needed for OpenAI-compatible providers other than OpenAI. Normalize messages, tool calls and usage into Reply, and raise one provider error type whose message never includes the key or a response body. For Anthropic, the system message goes in a top-level system field and each tool's parameters become input_schema; OpenAI-compatible requests send the key as a Bearer Authorization header. Use mock HTTP responses (httpx.MockTransport) to check both adapter request shapes without paid calls; the check pack's adapter tests can only run after step 3, so rerun them then. Explain how provider selection and secrets are configured without exposing credentials. Build to the interfaces the Lesson 01 check pack uses, and do not edit the check pack or the given files. Preserve earlier behaviour, run relevant checks and show the change and observed evidence. Stop at this step.</w:t>
+        <w:t>For Lesson 01, continue in my learner project. Implement the provider interface in incident/providers.py using the current core contracts. Paste the given MockProvider from the course kit unchanged, and implement configurable OpenAI-compatible and Anthropic adapters as HTTPProvider(kind, model, api_key, base_url=None, transport=None) with kind openai, openai-compatible or anthropic; complete(messages, tools, max_tokens=500) must work without max_tokens, and Reply.tokens is input plus output tokens. Provider selection comes from MODEL_PROVIDER (default mock), MODEL_NAME, MODEL_API_KEY and MODEL_BASE_URL, which overrides the default endpoint and is needed for OpenAI-compatible providers other than OpenAI. Normalize messages, tool calls and usage into Reply, and raise one provider error type whose message never includes the key or a response body. For Anthropic, the system message goes in a top-level system field and each tool's parameters become input_schema; OpenAI-compatible requests send the key as a Bearer Authorization header. Use mock HTTP responses (httpx.MockTransport) to check both adapter request shapes without paid calls; the check pack's adapter tests can only run after step 3, so rerun them then. Explain how provider selection and secrets are configured without exposing credentials. Build to the interfaces the Lesson 01 check pack uses, and do not edit the check pack or the given files. Preserve earlier behaviour, run relevant checks and show the change and observed evidence. Stop at this step.</w:t>
       </w:r>
     </w:p>
     <w:p>
@@ -2002,7 +2002,7 @@
         <w:t xml:space="preserve">SHOW </w:t>
       </w:r>
       <w:r>
-        <w:t>The current learner implementation and agent_runtime/core.py. Use the following prompt to make the bounded change, then inspect the agent’s result.</w:t>
+        <w:t>The current learner implementation and incident/core.py. Use the following prompt to make the bounded change, then inspect the agent’s result.</w:t>
       </w:r>
     </w:p>
     <w:p>
@@ -2017,7 +2017,7 @@
         <w:t xml:space="preserve">PROMPT </w:t>
       </w:r>
       <w:r>
-        <w:t>For Lesson 01, continue in my learner project. Implement run_agent in agent_runtime/core.py and connect the synthetic readers in the given course/fixtures.py. Use the signature run_agent(provider, execute, schemas, task, context=None, limits=None, checkpoint=None): start the conversation with a system message and the task as a user message, preserve assistant tool-call IDs when appending observations as tool messages, and track pending calls before dispatch. Finish with a JSON answer that has status (complete or insufficient_evidence), cause, summary and evidence, where evidence lists source_id values actually seen in tool results. Count each model call as a step; the INC-001 path takes 3. Use the existing provider interface. Show the complete model-to-tool-to-observation path for INC-001 and explain how the same loop can later support checkpointing. Add the step guard now: when the step limit is reached without an answer, fail the run with step_budget. After this step the happy path, step-limit and adapter tests should pass; the token, time and repeated-action guards come in step 4. Build to the interfaces the Lesson 01 check pack uses, and do not edit the check pack or the given files. Preserve earlier behaviour, run relevant checks and show the change and observed evidence. Stop at this step.</w:t>
+        <w:t>For Lesson 01, continue in my learner project. Implement run_agent in incident/core.py and connect the synthetic readers in the given incident/fixtures.py. Use the signature run_agent(provider, execute, schemas, task, context=None, limits=None, checkpoint=None): start the conversation with a system message and the task as a user message, preserve assistant tool-call IDs when appending observations as tool messages, and track pending calls before dispatch. Finish with a JSON answer that has status (complete or insufficient_evidence), cause, summary and evidence, where evidence lists source_id values actually seen in tool results. Count each model call as a step; the INC-001 path takes 3. Use the existing provider interface. Show the complete model-to-tool-to-observation path for INC-001 and explain how the same loop can later support checkpointing. Add the step guard now: when the step limit is reached without an answer, fail the run with step_budget. After this step the happy path, step-limit and adapter tests should pass; the token, time and repeated-action guards come in step 4. Build to the interfaces the Lesson 01 check pack uses, and do not edit the check pack or the given files. Preserve earlier behaviour, run relevant checks and show the change and observed evidence. Stop at this step.</w:t>
       </w:r>
     </w:p>
     <w:p>
@@ -2154,7 +2154,7 @@
         <w:t xml:space="preserve">SHOW </w:t>
       </w:r>
       <w:r>
-        <w:t>The current learner implementation and agent_runtime/core.py. Use the following prompt to make the bounded change, then inspect the agent’s result.</w:t>
+        <w:t>The current learner implementation and incident/core.py. Use the following prompt to make the bounded change, then inspect the agent’s result.</w:t>
       </w:r>
     </w:p>
     <w:p>
@@ -2322,7 +2322,7 @@
         <w:t xml:space="preserve">PROMPT </w:t>
       </w:r>
       <w:r>
-        <w:t>Verify my Lesson 01 implementation against its completion criteria. Update the checkpoint indicator in course/__init__.py to 1 only when the required capability is present. Run the full test suite, which includes the Lesson 01 check pack and every earlier lesson's tests, and then the Session 01 demonstration with python -m course.lab 1, all unchanged and using the offline provider (MODEL_PROVIDER unset or set to mock). Confirm that the passing count matches the one in the Lesson 01 check pack README. Keep the expected outcomes unchanged. Report checks actually executed, failures, relevant output and any untested integration. Explain the result, then commit my work and push it to my repository on gitlab.ciklum.net; if glab is also signed in to other GitLab hosts, make sure the push goes to gitlab.ciklum.net. Do not equate an unrun or skipped check with a pass.</w:t>
+        <w:t>Verify my Lesson 01 implementation against its completion criteria. Update the checkpoint indicator in incident/__init__.py to 1 only when the required capability is present. Run the full test suite, which includes the Lesson 01 check pack and every earlier lesson's tests, and then the Session 01 demonstration with python -m incident.lab 1, all unchanged and using the offline provider (MODEL_PROVIDER unset or set to mock). Confirm that the passing count matches the one in the Lesson 01 check pack README. Keep the expected outcomes unchanged. Report checks actually executed, failures, relevant output and any untested integration. Explain the result, then commit my work and push it to my repository on gitlab.ciklum.net; if glab is also signed in to other GitLab hosts, make sure the push goes to gitlab.ciklum.net. Do not equate an unrun or skipped check with a pass.</w:t>
       </w:r>
     </w:p>
     <w:p>
@@ -2424,7 +2424,7 @@
     </w:p>
     <w:p>
       <w:r>
-        <w:t>The independently unpacked lesson-01 checkpoint passed its full test suite and this lesson demo, and so does the Lesson 01 check pack from the course kit. Recorded test result: 7 passed in 0.25s. Learners commit and push their checkpoint to their GitLab repository; lesson-01 (9847de9) remains the instructor's answer key.</w:t>
+        <w:t>The independently unpacked lesson-01 checkpoint passed its full test suite and this lesson demo, and so does the Lesson 01 check pack from the course kit. Recorded test result: 7 passed in 0.25s. Learners commit and push their checkpoint to their GitLab repository; lesson-01 (7133fdc) remains the instructor's answer key.</w:t>
       </w:r>
     </w:p>
     <w:p>
@@ -2445,7 +2445,7 @@
         <w:pStyle w:val="ListBullet"/>
       </w:pPr>
       <w:r>
-        <w:t>agent_runtime/core.py</w:t>
+        <w:t>incident/__init__.py</w:t>
       </w:r>
     </w:p>
     <w:p>
@@ -2453,7 +2453,7 @@
         <w:pStyle w:val="ListBullet"/>
       </w:pPr>
       <w:r>
-        <w:t>agent_runtime/providers.py</w:t>
+        <w:t>incident/core.py</w:t>
       </w:r>
     </w:p>
     <w:p>
@@ -2461,7 +2461,7 @@
         <w:pStyle w:val="ListBullet"/>
       </w:pPr>
       <w:r>
-        <w:t>course/__init__.py</w:t>
+        <w:t>incident/fixtures.py</w:t>
       </w:r>
     </w:p>
     <w:p>
@@ -2469,7 +2469,7 @@
         <w:pStyle w:val="ListBullet"/>
       </w:pPr>
       <w:r>
-        <w:t>course/fixtures.py</w:t>
+        <w:t>incident/labs/l01.py</w:t>
       </w:r>
     </w:p>
     <w:p>
@@ -2477,7 +2477,7 @@
         <w:pStyle w:val="ListBullet"/>
       </w:pPr>
       <w:r>
-        <w:t>course/labs/l01.py</w:t>
+        <w:t>incident/providers.py</w:t>
       </w:r>
     </w:p>
     <w:p>
@@ -2574,7 +2574,7 @@
         <w:t xml:space="preserve">PROMPT </w:t>
       </w:r>
       <w:r>
-        <w:t>I am working on Lesson 01. The symptom is: The lesson command says the checkpoint is too early. Diagnostic focus: course/__init__.py still identifies the starting checkpoint. Recovery guidance: After completing the lesson changes, set LESSON to 1. If you are a lesson behind, ask your instructor for a catch-up checkpoint. Reproduce the issue, make the smallest necessary correction and rerun affected checks. Report the cause, changed files and observed outcome. Preserve security controls and acceptance criteria.</w:t>
+        <w:t>I am working on Lesson 01. The symptom is: The lesson command says the checkpoint is too early. Diagnostic focus: incident/__init__.py still identifies the starting checkpoint. Recovery guidance: After completing the lesson changes, set LESSON to 1. If you are a lesson behind, ask your instructor for a catch-up checkpoint. Reproduce the issue, make the smallest necessary correction and rerun affected checks. Report the cause, changed files and observed outcome. Preserve security controls and acceptance criteria.</w:t>
       </w:r>
     </w:p>
     <w:p>
